--- a/黄浩昀/语法巩固方案/教师版/第2课_语法讲义与练习_教师版.docx
+++ b/黄浩昀/语法巩固方案/教师版/第2课_语法讲义与练习_教师版.docx
@@ -495,7 +495,7 @@
           <w:color w:val="1F4E79"/>
           <w:sz w:val="26"/>
         </w:rPr>
-        <w:t>第二部分　语法选择（共 10 题，单选题）</w:t>
+        <w:t>第二部分　语法选择（共 10 题，每题两空，选项每组两词）</w:t>
       </w:r>
     </w:p>
     <w:p>
@@ -509,7 +509,7 @@
           <w:i w:val="0"/>
           <w:sz w:val="22"/>
         </w:rPr>
-        <w:t>1. ___ a clever boy he is! He always works out the most difficult problems in math class.</w:t>
+        <w:t>1. ___ a clever boy he is! ___ well he speaks English!</w:t>
       </w:r>
     </w:p>
     <w:p>
@@ -524,7 +524,7 @@
           <w:i w:val="0"/>
           <w:sz w:val="21"/>
         </w:rPr>
-        <w:t>A. What　B. What a　C. How　D. How a</w:t>
+        <w:t>A. What / How　B. What a / How　C. How / What　D. What an / How a</w:t>
       </w:r>
     </w:p>
     <w:p>
@@ -539,7 +539,7 @@
           <w:color w:val="C00000"/>
           <w:sz w:val="21"/>
         </w:rPr>
-        <w:t>答案：B　解析：感叹句判断：a clever boy 为可数名词单数短语（有名用 What），且带不定冠词 a → What a clever boy。</w:t>
+        <w:t>答案：(1)B (2)A　解析：空1：a clever boy 名词短语 → What a。空2：well 副词 → How。</w:t>
       </w:r>
     </w:p>
     <w:p>
@@ -553,7 +553,7 @@
           <w:i w:val="0"/>
           <w:sz w:val="22"/>
         </w:rPr>
-        <w:t>2. ___ beautiful the flowers in my mother's garden are! She planted them last spring, and they grow well now.</w:t>
+        <w:t>2. ___ beautiful the flowers are! ___ nice weather it is today!</w:t>
       </w:r>
     </w:p>
     <w:p>
@@ -568,7 +568,7 @@
           <w:i w:val="0"/>
           <w:sz w:val="21"/>
         </w:rPr>
-        <w:t>A. What　B. What a　C. How　D. How a</w:t>
+        <w:t>A. How / What　B. What / What a　C. What a / How　D. How / How a</w:t>
       </w:r>
     </w:p>
     <w:p>
@@ -583,7 +583,7 @@
           <w:color w:val="C00000"/>
           <w:sz w:val="21"/>
         </w:rPr>
-        <w:t>答案：C　解析：感叹句判断：beautiful 是形容词（无名用 How）→ How beautiful the flowers are! 主谓为陈述语序。</w:t>
+        <w:t>答案：(1)A (2)A　解析：空1：beautiful 形容词 → How。空2：weather 不可数 → What。</w:t>
       </w:r>
     </w:p>
     <w:p>
@@ -597,7 +597,7 @@
           <w:i w:val="0"/>
           <w:sz w:val="22"/>
         </w:rPr>
-        <w:t>3. ___ exciting news it is! Our coach has just told us that we won the first prize in the speech contest.</w:t>
+        <w:t>3. ___ exciting news it is! ___ the players have practiced for it!</w:t>
       </w:r>
     </w:p>
     <w:p>
@@ -612,7 +612,7 @@
           <w:i w:val="0"/>
           <w:sz w:val="21"/>
         </w:rPr>
-        <w:t>A. What　B. What a　C. How　D. How a</w:t>
+        <w:t>A. What / What long　B. What a / What a long　C. How / How long　D. What / How long</w:t>
       </w:r>
     </w:p>
     <w:p>
@@ -627,7 +627,7 @@
           <w:color w:val="C00000"/>
           <w:sz w:val="21"/>
         </w:rPr>
-        <w:t>答案：A　解析：感叹句判断：news 是不可数名词（有名用 What，不可数不加 a/an）→ What exciting news it is!</w:t>
+        <w:t>答案：(1)A (2)D　解析：空1：news 不可数 → What。空2：long 副词修饰 practiced → How long。</w:t>
       </w:r>
     </w:p>
     <w:p>
@@ -641,7 +641,7 @@
           <w:i w:val="0"/>
           <w:sz w:val="22"/>
         </w:rPr>
-        <w:t>4. ___ honest boy he is! He never tells a lie even when he makes mistakes in his homework.</w:t>
+        <w:t>4. ___ the door, please! ___ late for the meeting again!</w:t>
       </w:r>
     </w:p>
     <w:p>
@@ -656,7 +656,7 @@
           <w:i w:val="0"/>
           <w:sz w:val="21"/>
         </w:rPr>
-        <w:t>A. What　B. What a　C. What an　D. How</w:t>
+        <w:t>A. Close / Not be　B. Closing / Don't be　C. Closes / Don't to be　D. Closed / Not to be</w:t>
       </w:r>
     </w:p>
     <w:p>
@@ -671,7 +671,7 @@
           <w:color w:val="C00000"/>
           <w:sz w:val="21"/>
         </w:rPr>
-        <w:t>答案：C　解析：感叹句判断：honest 以元音音素开头（h 不发音）→ What an honest boy he is! even when 引导让步状语从句。</w:t>
+        <w:t>答案：(1)A (2)B　解析：空1：祈使句原形 Close。空2：否定祈使句 Don't be late。</w:t>
       </w:r>
     </w:p>
     <w:p>
@@ -685,7 +685,7 @@
           <w:i w:val="0"/>
           <w:sz w:val="22"/>
         </w:rPr>
-        <w:t>5. ___ late for school again, or the head teacher, who is very strict, will call your parents.</w:t>
+        <w:t>5. ___ your room clean, ___ you will have no place to study!</w:t>
       </w:r>
     </w:p>
     <w:p>
@@ -700,7 +700,7 @@
           <w:i w:val="0"/>
           <w:sz w:val="21"/>
         </w:rPr>
-        <w:t>A. Not be　B. Don't be　C. Not to be　D. Don't to be</w:t>
+        <w:t>A. Keep / and　B. Keeping / or　C. Keeps / but　D. Kept / so</w:t>
       </w:r>
     </w:p>
     <w:p>
@@ -715,7 +715,7 @@
           <w:color w:val="C00000"/>
           <w:sz w:val="21"/>
         </w:rPr>
-        <w:t>答案：B　解析：否定祈使句：Don't + 动词原形 → Don't be late。祈使句 + or 警告后果（否则……）。</w:t>
+        <w:t>答案：(1)A (2)B　解析：空1：祈使句 Keep。空2：否则 → or（祈使句 + or 警告后果）。</w:t>
       </w:r>
     </w:p>
     <w:p>
@@ -729,7 +729,7 @@
           <w:i w:val="0"/>
           <w:sz w:val="22"/>
         </w:rPr>
-        <w:t>6. Could you tell me ___ the nearest bank is? I need to change some money before the meeting starts.</w:t>
+        <w:t>6. ___ slowly the old man walks! ___ careful he is on the icy road!</w:t>
       </w:r>
     </w:p>
     <w:p>
@@ -744,7 +744,7 @@
           <w:i w:val="0"/>
           <w:sz w:val="21"/>
         </w:rPr>
-        <w:t>A. where　B. where is　C. what　D. what is</w:t>
+        <w:t>A. What / What　B. What a / What a　C. How / How　D. How a / How a</w:t>
       </w:r>
     </w:p>
     <w:p>
@@ -759,7 +759,7 @@
           <w:color w:val="C00000"/>
           <w:sz w:val="21"/>
         </w:rPr>
-        <w:t>答案：A　解析：宾语从句必须用陈述语序（主 + 谓）→ where the nearest bank is（不能是 where is）。这是本课新知第 1 讲：陈述语序。</w:t>
+        <w:t>答案：(1)C (2)C　解析：空1：slowly 副词 → How。空2：careful 形容词表语 → How。</w:t>
       </w:r>
     </w:p>
     <w:p>
@@ -773,7 +773,7 @@
           <w:i w:val="0"/>
           <w:sz w:val="22"/>
         </w:rPr>
-        <w:t>7. The teacher asked us ___ we had finished the experiment, and she wanted to know what we had learned from it.</w:t>
+        <w:t>7. ___ fast the train is! ___ a great invention the high-speed rail is!</w:t>
       </w:r>
     </w:p>
     <w:p>
@@ -788,7 +788,7 @@
           <w:i w:val="0"/>
           <w:sz w:val="21"/>
         </w:rPr>
-        <w:t>A. that　B. if　C. what　D. where</w:t>
+        <w:t>A. How / What　B. What / What a　C. How / What a　D. What a / How</w:t>
       </w:r>
     </w:p>
     <w:p>
@@ -803,7 +803,7 @@
           <w:color w:val="C00000"/>
           <w:sz w:val="21"/>
         </w:rPr>
-        <w:t>答案：B　解析：一般疑问句变宾语从句用 if/whether（表是否）→ asked us if we had finished。时态呼应：主句过去 asked → 从句过去完成 had finished。</w:t>
+        <w:t>答案：(1)A (2)C　解析：空1：fast 副词 → How。空2：a great invention 名词短语 → What a。</w:t>
       </w:r>
     </w:p>
     <w:p>
@@ -817,7 +817,7 @@
           <w:i w:val="0"/>
           <w:sz w:val="22"/>
         </w:rPr>
-        <w:t>8. He said that he ___ his homework, so his mother allowed him to watch TV for a while.</w:t>
+        <w:t>8. ___ important it is to keep healthy! ___ health is to our life!</w:t>
       </w:r>
     </w:p>
     <w:p>
@@ -832,7 +832,7 @@
           <w:i w:val="0"/>
           <w:sz w:val="21"/>
         </w:rPr>
-        <w:t>A. finished　B. finishes　C. had finished　D. has finished</w:t>
+        <w:t>A. How / What important　B. What / What a important　C. How / How important　D. How a / How a important</w:t>
       </w:r>
     </w:p>
     <w:p>
@@ -847,7 +847,7 @@
           <w:color w:val="C00000"/>
           <w:sz w:val="21"/>
         </w:rPr>
-        <w:t>答案：C　解析：时态呼应：主句过去 said → 从句用相应过去时态，且 homework 先完成（过去的过去）→ had finished。本课新知第 2 讲：时态呼应。</w:t>
+        <w:t>答案：(1)A (2)C　解析：空1：important 形容词 → How。空2：How important health is 健康多么重要。</w:t>
       </w:r>
     </w:p>
     <w:p>
@@ -861,7 +861,7 @@
           <w:i w:val="0"/>
           <w:sz w:val="22"/>
         </w:rPr>
-        <w:t>9. The teacher told us that the earth ___ around the sun, so we should not doubt this fact at all.</w:t>
+        <w:t>9. ___ honest boy he is! ___ he always tells the truth!</w:t>
       </w:r>
     </w:p>
     <w:p>
@@ -876,7 +876,7 @@
           <w:i w:val="0"/>
           <w:sz w:val="21"/>
         </w:rPr>
-        <w:t>A. goes　B. went　C. has gone　D. is going</w:t>
+        <w:t>A. What / What　B. What a / What a　C. What an / How　D. How / What a</w:t>
       </w:r>
     </w:p>
     <w:p>
@@ -891,7 +891,7 @@
           <w:color w:val="C00000"/>
           <w:sz w:val="21"/>
         </w:rPr>
-        <w:t>答案：A　解析：客观真理永远用一般现在时 → the earth goes around the sun（不随主句过去时变化）。本课新知第 2 讲：时态呼应特例。</w:t>
+        <w:t>答案：(1)C (2)C　解析：空1：honest 元音开头 → What an honest boy。空2：句子主谓完整 → How + 陈述句。</w:t>
       </w:r>
     </w:p>
     <w:p>
@@ -905,7 +905,7 @@
           <w:i w:val="0"/>
           <w:sz w:val="22"/>
         </w:rPr>
-        <w:t>10. I don't know ___ he will come to the party or not, because it depends on his parents' decision.</w:t>
+        <w:t>10. ___ nice the soup smells! ___ a delicious meal it will be!</w:t>
       </w:r>
     </w:p>
     <w:p>
@@ -920,7 +920,7 @@
           <w:i w:val="0"/>
           <w:sz w:val="21"/>
         </w:rPr>
-        <w:t>A. that　B. if　C. whether　D. what</w:t>
+        <w:t>A. How / What　B. What / What a　C. How / What a　D. What a / How</w:t>
       </w:r>
     </w:p>
     <w:p>
@@ -935,7 +935,7 @@
           <w:color w:val="C00000"/>
           <w:sz w:val="21"/>
         </w:rPr>
-        <w:t>答案：C　解析：与 or not 连用时用 whether（不用 if）→ whether he will come or not。主句现在时 don't know → 从句可用任意时态 will come。</w:t>
+        <w:t>答案：(1)A (2)C　解析：空1：nice 形容词 → How。空2：a delicious meal 名词短语 → What a。</w:t>
       </w:r>
     </w:p>
     <w:p>
